--- a/docs/Roadmap_Proximos_Pasos.docx
+++ b/docs/Roadmap_Proximos_Pasos.docx
@@ -570,13 +570,7 @@
           </w:tcPr>
           <w:p>
             <w:r>
-              <w:rPr>
-                <w:rFonts w:ascii="Arial" w:cs="Arial" w:eastAsia="Arial" w:hAnsi="Arial"/>
-                <w:color w:val="333333"/>
-                <w:sz w:val="19"/>
-                <w:szCs w:val="19"/>
-              </w:rPr>
-              <w:t xml:space="preserve">Reporte para audiencia no técnica</w:t>
+              <w:t>Dashboard para audiencia no técnica</w:t>
             </w:r>
           </w:p>
         </w:tc>
@@ -1138,26 +1132,7 @@
               <w:spacing w:after="0" w:before="0"/>
             </w:pPr>
             <w:r>
-              <w:rPr>
-                <w:rFonts w:ascii="Arial" w:cs="Arial" w:eastAsia="Arial" w:hAnsi="Arial"/>
-                <w:b/>
-                <w:bCs/>
-                <w:color w:val="333333"/>
-                <w:sz w:val="20"/>
-                <w:szCs w:val="20"/>
-              </w:rPr>
-              <w:t xml:space="preserve">Estado: </w:t>
-            </w:r>
-            <w:r>
-              <w:rPr>
-                <w:rFonts w:ascii="Arial" w:cs="Arial" w:eastAsia="Arial" w:hAnsi="Arial"/>
-                <w:b/>
-                <w:bCs/>
-                <w:color w:val="1D6A3A"/>
-                <w:sz w:val="20"/>
-                <w:szCs w:val="20"/>
-              </w:rPr>
-              <w:t xml:space="preserve">Implementado en versión 2.1.0</w:t>
+              <w:t>Estado: Implementado en versión 3.0.0</w:t>
             </w:r>
           </w:p>
         </w:tc>
@@ -1462,26 +1437,7 @@
               <w:spacing w:after="0" w:before="0"/>
             </w:pPr>
             <w:r>
-              <w:rPr>
-                <w:rFonts w:ascii="Arial" w:cs="Arial" w:eastAsia="Arial" w:hAnsi="Arial"/>
-                <w:b/>
-                <w:bCs/>
-                <w:color w:val="333333"/>
-                <w:sz w:val="20"/>
-                <w:szCs w:val="20"/>
-              </w:rPr>
-              <w:t xml:space="preserve">Estado: </w:t>
-            </w:r>
-            <w:r>
-              <w:rPr>
-                <w:rFonts w:ascii="Arial" w:cs="Arial" w:eastAsia="Arial" w:hAnsi="Arial"/>
-                <w:b/>
-                <w:bCs/>
-                <w:color w:val="1D6A3A"/>
-                <w:sz w:val="20"/>
-                <w:szCs w:val="20"/>
-              </w:rPr>
-              <w:t xml:space="preserve">Implementado en versión 2.2.0</w:t>
+              <w:t>Estado: Implementado en versión 3.0.0</w:t>
             </w:r>
           </w:p>
         </w:tc>
@@ -1642,33 +1598,7 @@
               <w:jc w:val="both"/>
             </w:pPr>
             <w:r>
-              <w:rPr>
-                <w:rFonts w:ascii="Arial" w:cs="Arial" w:eastAsia="Arial" w:hAnsi="Arial"/>
-                <w:color w:val="333333"/>
-                <w:sz w:val="22"/>
-                <w:szCs w:val="22"/>
-              </w:rPr>
-              <w:t xml:space="preserve">Elaboramos un </w:t>
-            </w:r>
-            <w:r>
-              <w:rPr>
-                <w:rFonts w:ascii="Arial" w:cs="Arial" w:eastAsia="Arial" w:hAnsi="Arial"/>
-                <w:b/>
-                <w:bCs/>
-                <w:color w:val="1A1A2E"/>
-                <w:sz w:val="22"/>
-                <w:szCs w:val="22"/>
-              </w:rPr>
-              <w:t xml:space="preserve">reporte ejecutivo en formato PDF</w:t>
-            </w:r>
-            <w:r>
-              <w:rPr>
-                <w:rFonts w:ascii="Arial" w:cs="Arial" w:eastAsia="Arial" w:hAnsi="Arial"/>
-                <w:color w:val="333333"/>
-                <w:sz w:val="22"/>
-                <w:szCs w:val="22"/>
-              </w:rPr>
-              <w:t xml:space="preserve"> de seis páginas, diseñado íntegramente para audiencia no técnica.</w:t>
+              <w:t>Implementamos un dashboard Streamlit organizado en cinco secciones para una audiencia no técnica.</w:t>
             </w:r>
           </w:p>
           <w:p>
@@ -1677,13 +1607,7 @@
               <w:jc w:val="both"/>
             </w:pPr>
             <w:r>
-              <w:rPr>
-                <w:rFonts w:ascii="Arial" w:cs="Arial" w:eastAsia="Arial" w:hAnsi="Arial"/>
-                <w:color w:val="333333"/>
-                <w:sz w:val="22"/>
-                <w:szCs w:val="22"/>
-              </w:rPr>
-              <w:t xml:space="preserve">El reporte presenta los indicadores clave del 4° trimestre 2025 en cajas visuales destacadas, la evolución del mercado laboral 2023-2025 con gráficos claros, y cuatro hallazgos principales redactados en lenguaje accesible sin tecnicismos. Incluye además una sección de metodología y limitaciones, y una ficha técnica final.</w:t>
+              <w:t>El dashboard presenta indicadores principales, evolución laboral, ingresos nominales, calidad, auditoría, metadatos y descargas con explicaciones claras ante datos ausentes.</w:t>
             </w:r>
           </w:p>
           <w:p>
@@ -1692,13 +1616,7 @@
               <w:jc w:val="both"/>
             </w:pPr>
             <w:r>
-              <w:rPr>
-                <w:rFonts w:ascii="Arial" w:cs="Arial" w:eastAsia="Arial" w:hAnsi="Arial"/>
-                <w:color w:val="333333"/>
-                <w:sz w:val="22"/>
-                <w:szCs w:val="22"/>
-              </w:rPr>
-              <w:t xml:space="preserve">Está pensado para ser leído por autoridades, funcionarios u otras partes interesadas que no necesitan conocer el detalle técnico del procesamiento, sino comprender qué dicen los datos sobre el mercado laboral provincial.</w:t>
+              <w:t>El dashboard está pensado para autoridades y equipos que necesitan comprender los datos sin revisar el código.</w:t>
             </w:r>
           </w:p>
         </w:tc>
@@ -2110,15 +2028,7 @@
         <w:spacing w:after="60" w:before="200"/>
       </w:pPr>
       <w:r>
-        <w:rPr>
-          <w:rFonts w:ascii="Arial" w:cs="Arial" w:eastAsia="Arial" w:hAnsi="Arial"/>
-          <w:b/>
-          <w:bCs/>
-          <w:color w:val="2E5FA3"/>
-          <w:sz w:val="23"/>
-          <w:szCs w:val="23"/>
-        </w:rPr>
-        <w:t xml:space="preserve">Hito 3 — Modelo de no respuesta de ingresos</w:t>
+        <w:t>Hito 3 - Dashboard institucional</w:t>
       </w:r>
     </w:p>
     <w:p>
@@ -2127,13 +2037,7 @@
         <w:jc w:val="both"/>
       </w:pPr>
       <w:r>
-        <w:rPr>
-          <w:rFonts w:ascii="Arial" w:cs="Arial" w:eastAsia="Arial" w:hAnsi="Arial"/>
-          <w:color w:val="333333"/>
-          <w:sz w:val="22"/>
-          <w:szCs w:val="22"/>
-        </w:rPr>
-        <w:t xml:space="preserve">El siguiente hito del proyecto consiste en desarrollar un modelo estadístico para estudiar y predecir las características asociadas a la no respuesta de ingresos. Este tema partió de una propuesta inicial del grupo. En la reunión diagnóstica, la Dirección redirigió el proyecto hacia el pipeline ETL como eje central, pero reconoció el interés del tema: aceptó incluir la no respuesta como uno de los indicadores operativos deseables dentro del pipeline y compartió un paper de referencia sobre no respuesta de ingresos y métodos de imputación.</w:t>
+        <w:t>El Hito 3 se resuelve mediante un dashboard institucional comprensible para usuarios no técnicos. Presenta indicadores laborales, ingresos nominales, calidad, auditoría, metadatos y descargas a partir de salidas agregadas validadas.</w:t>
       </w:r>
     </w:p>
     <w:p>
@@ -2142,13 +2046,7 @@
         <w:jc w:val="both"/>
       </w:pPr>
       <w:r>
-        <w:rPr>
-          <w:rFonts w:ascii="Arial" w:cs="Arial" w:eastAsia="Arial" w:hAnsi="Arial"/>
-          <w:color w:val="333333"/>
-          <w:sz w:val="22"/>
-          <w:szCs w:val="22"/>
-        </w:rPr>
-        <w:t xml:space="preserve">El reporte ejecutivo ya identificó que la no respuesta de ingresos creció de menos del 1% en 2023 a valores entre 3% y 4% en 2025. El modelo del Hito 3 buscará entender qué factores explican ese comportamiento.</w:t>
+        <w:t>La no respuesta de ingresos se conserva como indicador de calidad para seguimiento.</w:t>
       </w:r>
     </w:p>
     <w:p>
@@ -2564,6 +2462,21 @@
         </w:tc>
       </w:tr>
     </w:tbl>
+    <w:p>
+      <w:r>
+        <w:t>Línea futura</w:t>
+      </w:r>
+    </w:p>
+    <w:p>
+      <w:r>
+        <w:t>Machine Learning podrá evaluarse en una etapa posterior, una vez definido un problema institucional concreto, con datos suficientes y validación metodológica.</w:t>
+      </w:r>
+    </w:p>
+    <w:p>
+      <w:r>
+        <w:t>El PDF ejecutivo previo se conserva como antecedente, pero no se ofrece desde el dashboard porque utiliza denominadores anteriores y no existe una fuente editable equivalente en el repositorio.</w:t>
+      </w:r>
+    </w:p>
     <w:sectPr>
       <w:headerReference w:type="default" r:id="rId7"/>
       <w:footerReference w:type="default" r:id="rId8"/>

--- a/docs/Roadmap_Proximos_Pasos.docx
+++ b/docs/Roadmap_Proximos_Pasos.docx
@@ -1662,7 +1662,7 @@
                 <w:sz w:val="20"/>
                 <w:szCs w:val="20"/>
               </w:rPr>
-              <w:t xml:space="preserve">Implementado — Reporte_Ejecutivo_EPH_SDE_4T2025.pdf</w:t>
+              <w:t xml:space="preserve">Implementado — dashboard institucional publicado y documentación para usuarios no técnicos</w:t>
             </w:r>
           </w:p>
         </w:tc>
